--- a/requirements.txt.docx
+++ b/requirements.txt.docx
@@ -4,18 +4,13 @@
   <w:body>
     <w:p>
       <w:pPr>
-        <w:spacing w:after="0" w:line="240" w:lineRule="auto"/>
-        <w:rPr>
-          <w:rFonts w:ascii="Times New Roman" w:hAnsi="Times New Roman" w:cs="Times New Roman"/>
-          <w:sz w:val="24"/>
+        <w:rPr>
           <w:szCs w:val="24"/>
           <w:lang w:val="en-US"/>
         </w:rPr>
       </w:pPr>
       <w:r>
         <w:rPr>
-          <w:rFonts w:ascii="Times New Roman" w:hAnsi="Times New Roman" w:cs="Times New Roman"/>
-          <w:sz w:val="24"/>
           <w:szCs w:val="24"/>
           <w:lang w:val="en-US"/>
         </w:rPr>
@@ -24,18 +19,13 @@
     </w:p>
     <w:p>
       <w:pPr>
-        <w:spacing w:after="0" w:line="240" w:lineRule="auto"/>
-        <w:rPr>
-          <w:rFonts w:ascii="Times New Roman" w:hAnsi="Times New Roman" w:cs="Times New Roman"/>
-          <w:sz w:val="24"/>
+        <w:rPr>
           <w:szCs w:val="24"/>
           <w:lang w:val="en-US"/>
         </w:rPr>
       </w:pPr>
       <w:r>
         <w:rPr>
-          <w:rFonts w:ascii="Times New Roman" w:hAnsi="Times New Roman" w:cs="Times New Roman"/>
-          <w:sz w:val="24"/>
           <w:szCs w:val="24"/>
           <w:lang w:val="en-US"/>
         </w:rPr>
@@ -44,18 +34,13 @@
     </w:p>
     <w:p>
       <w:pPr>
-        <w:spacing w:after="0" w:line="240" w:lineRule="auto"/>
-        <w:rPr>
-          <w:rFonts w:ascii="Times New Roman" w:hAnsi="Times New Roman" w:cs="Times New Roman"/>
-          <w:sz w:val="24"/>
+        <w:rPr>
           <w:szCs w:val="24"/>
           <w:lang w:val="en-US"/>
         </w:rPr>
       </w:pPr>
       <w:r>
         <w:rPr>
-          <w:rFonts w:ascii="Times New Roman" w:hAnsi="Times New Roman" w:cs="Times New Roman"/>
-          <w:sz w:val="24"/>
           <w:szCs w:val="24"/>
           <w:lang w:val="en-US"/>
         </w:rPr>
@@ -64,20 +49,36 @@
     </w:p>
     <w:p>
       <w:pPr>
-        <w:spacing w:after="0" w:line="240" w:lineRule="auto"/>
-        <w:rPr>
-          <w:rFonts w:ascii="Times New Roman" w:hAnsi="Times New Roman" w:cs="Times New Roman"/>
-          <w:sz w:val="24"/>
+        <w:rPr>
           <w:szCs w:val="24"/>
         </w:rPr>
       </w:pPr>
       <w:r>
         <w:rPr>
-          <w:rFonts w:ascii="Times New Roman" w:hAnsi="Times New Roman" w:cs="Times New Roman"/>
-          <w:sz w:val="24"/>
           <w:szCs w:val="24"/>
         </w:rPr>
         <w:t>openai==1.40.0</w:t>
+      </w:r>
+    </w:p>
+    <w:p>
+      <w:pPr>
+        <w:rPr>
+          <w:szCs w:val="24"/>
+        </w:rPr>
+      </w:pPr>
+      <w:proofErr w:type="spellStart"/>
+      <w:r>
+        <w:rPr>
+          <w:szCs w:val="24"/>
+        </w:rPr>
+        <w:t>gunicorn</w:t>
+      </w:r>
+      <w:proofErr w:type="spellEnd"/>
+      <w:r>
+        <w:rPr>
+          <w:szCs w:val="24"/>
+        </w:rPr>
+        <w:t>&gt;=21.2.0</w:t>
       </w:r>
     </w:p>
     <w:sectPr>
